--- a/Task 2/Report For Task 2 Group 5 Design and Implementation of a Mobile App for Collection of User Experience Data.docx
+++ b/Task 2/Report For Task 2 Group 5 Design and Implementation of a Mobile App for Collection of User Experience Data.docx
@@ -764,7 +764,7 @@
           <w:r>
             <w:fldChar w:fldCharType="separate"/>
           </w:r>
-          <w:hyperlink w:anchor="_Toc228100434" w:history="1">
+          <w:hyperlink w:anchor="_Toc228100808" w:history="1">
             <w:r>
               <w:rPr>
                 <w:rStyle w:val="Hyperlink"/>
@@ -792,7 +792,7 @@
                 <w:noProof/>
                 <w:webHidden/>
               </w:rPr>
-              <w:instrText xml:space="preserve"> PAGEREF _Toc228100434 \h </w:instrText>
+              <w:instrText xml:space="preserve"> PAGEREF _Toc228100808 \h </w:instrText>
             </w:r>
             <w:r>
               <w:rPr>
@@ -834,7 +834,7 @@
               <w:noProof/>
             </w:rPr>
           </w:pPr>
-          <w:hyperlink w:anchor="_Toc228100435" w:history="1">
+          <w:hyperlink w:anchor="_Toc228100809" w:history="1">
             <w:r>
               <w:rPr>
                 <w:rStyle w:val="Hyperlink"/>
@@ -862,7 +862,7 @@
                 <w:noProof/>
                 <w:webHidden/>
               </w:rPr>
-              <w:instrText xml:space="preserve"> PAGEREF _Toc228100435 \h </w:instrText>
+              <w:instrText xml:space="preserve"> PAGEREF _Toc228100809 \h </w:instrText>
             </w:r>
             <w:r>
               <w:rPr>
@@ -904,7 +904,7 @@
               <w:noProof/>
             </w:rPr>
           </w:pPr>
-          <w:hyperlink w:anchor="_Toc228100436" w:history="1">
+          <w:hyperlink w:anchor="_Toc228100810" w:history="1">
             <w:r>
               <w:rPr>
                 <w:rStyle w:val="Hyperlink"/>
@@ -932,7 +932,7 @@
                 <w:noProof/>
                 <w:webHidden/>
               </w:rPr>
-              <w:instrText xml:space="preserve"> PAGEREF _Toc228100436 \h </w:instrText>
+              <w:instrText xml:space="preserve"> PAGEREF _Toc228100810 \h </w:instrText>
             </w:r>
             <w:r>
               <w:rPr>
@@ -974,7 +974,7 @@
               <w:noProof/>
             </w:rPr>
           </w:pPr>
-          <w:hyperlink w:anchor="_Toc228100437" w:history="1">
+          <w:hyperlink w:anchor="_Toc228100811" w:history="1">
             <w:r>
               <w:rPr>
                 <w:rStyle w:val="Hyperlink"/>
@@ -1002,7 +1002,7 @@
                 <w:noProof/>
                 <w:webHidden/>
               </w:rPr>
-              <w:instrText xml:space="preserve"> PAGEREF _Toc228100437 \h </w:instrText>
+              <w:instrText xml:space="preserve"> PAGEREF _Toc228100811 \h </w:instrText>
             </w:r>
             <w:r>
               <w:rPr>
@@ -1044,7 +1044,7 @@
               <w:noProof/>
             </w:rPr>
           </w:pPr>
-          <w:hyperlink w:anchor="_Toc228100438" w:history="1">
+          <w:hyperlink w:anchor="_Toc228100812" w:history="1">
             <w:r>
               <w:rPr>
                 <w:rStyle w:val="Hyperlink"/>
@@ -1072,7 +1072,7 @@
                 <w:noProof/>
                 <w:webHidden/>
               </w:rPr>
-              <w:instrText xml:space="preserve"> PAGEREF _Toc228100438 \h </w:instrText>
+              <w:instrText xml:space="preserve"> PAGEREF _Toc228100812 \h </w:instrText>
             </w:r>
             <w:r>
               <w:rPr>
@@ -1114,7 +1114,7 @@
               <w:noProof/>
             </w:rPr>
           </w:pPr>
-          <w:hyperlink w:anchor="_Toc228100439" w:history="1">
+          <w:hyperlink w:anchor="_Toc228100813" w:history="1">
             <w:r>
               <w:rPr>
                 <w:rStyle w:val="Hyperlink"/>
@@ -1142,7 +1142,7 @@
                 <w:noProof/>
                 <w:webHidden/>
               </w:rPr>
-              <w:instrText xml:space="preserve"> PAGEREF _Toc228100439 \h </w:instrText>
+              <w:instrText xml:space="preserve"> PAGEREF _Toc228100813 \h </w:instrText>
             </w:r>
             <w:r>
               <w:rPr>
@@ -1184,7 +1184,7 @@
               <w:noProof/>
             </w:rPr>
           </w:pPr>
-          <w:hyperlink w:anchor="_Toc228100440" w:history="1">
+          <w:hyperlink w:anchor="_Toc228100814" w:history="1">
             <w:r>
               <w:rPr>
                 <w:rStyle w:val="Hyperlink"/>
@@ -1212,7 +1212,7 @@
                 <w:noProof/>
                 <w:webHidden/>
               </w:rPr>
-              <w:instrText xml:space="preserve"> PAGEREF _Toc228100440 \h </w:instrText>
+              <w:instrText xml:space="preserve"> PAGEREF _Toc228100814 \h </w:instrText>
             </w:r>
             <w:r>
               <w:rPr>
@@ -1254,7 +1254,7 @@
               <w:noProof/>
             </w:rPr>
           </w:pPr>
-          <w:hyperlink w:anchor="_Toc228100441" w:history="1">
+          <w:hyperlink w:anchor="_Toc228100815" w:history="1">
             <w:r>
               <w:rPr>
                 <w:rStyle w:val="Hyperlink"/>
@@ -1282,7 +1282,7 @@
                 <w:noProof/>
                 <w:webHidden/>
               </w:rPr>
-              <w:instrText xml:space="preserve"> PAGEREF _Toc228100441 \h </w:instrText>
+              <w:instrText xml:space="preserve"> PAGEREF _Toc228100815 \h </w:instrText>
             </w:r>
             <w:r>
               <w:rPr>
@@ -1324,7 +1324,7 @@
               <w:noProof/>
             </w:rPr>
           </w:pPr>
-          <w:hyperlink w:anchor="_Toc228100442" w:history="1">
+          <w:hyperlink w:anchor="_Toc228100816" w:history="1">
             <w:r>
               <w:rPr>
                 <w:rStyle w:val="Hyperlink"/>
@@ -1352,7 +1352,7 @@
                 <w:noProof/>
                 <w:webHidden/>
               </w:rPr>
-              <w:instrText xml:space="preserve"> PAGEREF _Toc228100442 \h </w:instrText>
+              <w:instrText xml:space="preserve"> PAGEREF _Toc228100816 \h </w:instrText>
             </w:r>
             <w:r>
               <w:rPr>
@@ -1394,7 +1394,7 @@
               <w:noProof/>
             </w:rPr>
           </w:pPr>
-          <w:hyperlink w:anchor="_Toc228100443" w:history="1">
+          <w:hyperlink w:anchor="_Toc228100817" w:history="1">
             <w:r>
               <w:rPr>
                 <w:rStyle w:val="Hyperlink"/>
@@ -1422,7 +1422,7 @@
                 <w:noProof/>
                 <w:webHidden/>
               </w:rPr>
-              <w:instrText xml:space="preserve"> PAGEREF _Toc228100443 \h </w:instrText>
+              <w:instrText xml:space="preserve"> PAGEREF _Toc228100817 \h </w:instrText>
             </w:r>
             <w:r>
               <w:rPr>
@@ -1464,7 +1464,7 @@
               <w:noProof/>
             </w:rPr>
           </w:pPr>
-          <w:hyperlink w:anchor="_Toc228100444" w:history="1">
+          <w:hyperlink w:anchor="_Toc228100818" w:history="1">
             <w:r>
               <w:rPr>
                 <w:rStyle w:val="Hyperlink"/>
@@ -1492,7 +1492,7 @@
                 <w:noProof/>
                 <w:webHidden/>
               </w:rPr>
-              <w:instrText xml:space="preserve"> PAGEREF _Toc228100444 \h </w:instrText>
+              <w:instrText xml:space="preserve"> PAGEREF _Toc228100818 \h </w:instrText>
             </w:r>
             <w:r>
               <w:rPr>
@@ -1534,7 +1534,7 @@
               <w:noProof/>
             </w:rPr>
           </w:pPr>
-          <w:hyperlink w:anchor="_Toc228100445" w:history="1">
+          <w:hyperlink w:anchor="_Toc228100819" w:history="1">
             <w:r>
               <w:rPr>
                 <w:rStyle w:val="Hyperlink"/>
@@ -1562,7 +1562,7 @@
                 <w:noProof/>
                 <w:webHidden/>
               </w:rPr>
-              <w:instrText xml:space="preserve"> PAGEREF _Toc228100445 \h </w:instrText>
+              <w:instrText xml:space="preserve"> PAGEREF _Toc228100819 \h </w:instrText>
             </w:r>
             <w:r>
               <w:rPr>
@@ -1604,7 +1604,7 @@
               <w:noProof/>
             </w:rPr>
           </w:pPr>
-          <w:hyperlink w:anchor="_Toc228100446" w:history="1">
+          <w:hyperlink w:anchor="_Toc228100820" w:history="1">
             <w:r>
               <w:rPr>
                 <w:rStyle w:val="Hyperlink"/>
@@ -1632,7 +1632,7 @@
                 <w:noProof/>
                 <w:webHidden/>
               </w:rPr>
-              <w:instrText xml:space="preserve"> PAGEREF _Toc228100446 \h </w:instrText>
+              <w:instrText xml:space="preserve"> PAGEREF _Toc228100820 \h </w:instrText>
             </w:r>
             <w:r>
               <w:rPr>
@@ -1674,7 +1674,7 @@
               <w:noProof/>
             </w:rPr>
           </w:pPr>
-          <w:hyperlink w:anchor="_Toc228100447" w:history="1">
+          <w:hyperlink w:anchor="_Toc228100821" w:history="1">
             <w:r>
               <w:rPr>
                 <w:rStyle w:val="Hyperlink"/>
@@ -1702,7 +1702,7 @@
                 <w:noProof/>
                 <w:webHidden/>
               </w:rPr>
-              <w:instrText xml:space="preserve"> PAGEREF _Toc228100447 \h </w:instrText>
+              <w:instrText xml:space="preserve"> PAGEREF _Toc228100821 \h </w:instrText>
             </w:r>
             <w:r>
               <w:rPr>
@@ -1744,7 +1744,7 @@
               <w:noProof/>
             </w:rPr>
           </w:pPr>
-          <w:hyperlink w:anchor="_Toc228100448" w:history="1">
+          <w:hyperlink w:anchor="_Toc228100822" w:history="1">
             <w:r>
               <w:rPr>
                 <w:rStyle w:val="Hyperlink"/>
@@ -1772,7 +1772,7 @@
                 <w:noProof/>
                 <w:webHidden/>
               </w:rPr>
-              <w:instrText xml:space="preserve"> PAGEREF _Toc228100448 \h </w:instrText>
+              <w:instrText xml:space="preserve"> PAGEREF _Toc228100822 \h </w:instrText>
             </w:r>
             <w:r>
               <w:rPr>
@@ -1814,7 +1814,7 @@
               <w:noProof/>
             </w:rPr>
           </w:pPr>
-          <w:hyperlink w:anchor="_Toc228100449" w:history="1">
+          <w:hyperlink w:anchor="_Toc228100823" w:history="1">
             <w:r>
               <w:rPr>
                 <w:rStyle w:val="Hyperlink"/>
@@ -1842,7 +1842,7 @@
                 <w:noProof/>
                 <w:webHidden/>
               </w:rPr>
-              <w:instrText xml:space="preserve"> PAGEREF _Toc228100449 \h </w:instrText>
+              <w:instrText xml:space="preserve"> PAGEREF _Toc228100823 \h </w:instrText>
             </w:r>
             <w:r>
               <w:rPr>
@@ -1884,7 +1884,7 @@
               <w:noProof/>
             </w:rPr>
           </w:pPr>
-          <w:hyperlink w:anchor="_Toc228100450" w:history="1">
+          <w:hyperlink w:anchor="_Toc228100824" w:history="1">
             <w:r>
               <w:rPr>
                 <w:rStyle w:val="Hyperlink"/>
@@ -1912,7 +1912,7 @@
                 <w:noProof/>
                 <w:webHidden/>
               </w:rPr>
-              <w:instrText xml:space="preserve"> PAGEREF _Toc228100450 \h </w:instrText>
+              <w:instrText xml:space="preserve"> PAGEREF _Toc228100824 \h </w:instrText>
             </w:r>
             <w:r>
               <w:rPr>
@@ -1954,7 +1954,7 @@
               <w:noProof/>
             </w:rPr>
           </w:pPr>
-          <w:hyperlink w:anchor="_Toc228100451" w:history="1">
+          <w:hyperlink w:anchor="_Toc228100825" w:history="1">
             <w:r>
               <w:rPr>
                 <w:rStyle w:val="Hyperlink"/>
@@ -1982,7 +1982,7 @@
                 <w:noProof/>
                 <w:webHidden/>
               </w:rPr>
-              <w:instrText xml:space="preserve"> PAGEREF _Toc228100451 \h </w:instrText>
+              <w:instrText xml:space="preserve"> PAGEREF _Toc228100825 \h </w:instrText>
             </w:r>
             <w:r>
               <w:rPr>
@@ -2024,7 +2024,7 @@
               <w:noProof/>
             </w:rPr>
           </w:pPr>
-          <w:hyperlink w:anchor="_Toc228100452" w:history="1">
+          <w:hyperlink w:anchor="_Toc228100826" w:history="1">
             <w:r>
               <w:rPr>
                 <w:rStyle w:val="Hyperlink"/>
@@ -2052,7 +2052,7 @@
                 <w:noProof/>
                 <w:webHidden/>
               </w:rPr>
-              <w:instrText xml:space="preserve"> PAGEREF _Toc228100452 \h </w:instrText>
+              <w:instrText xml:space="preserve"> PAGEREF _Toc228100826 \h </w:instrText>
             </w:r>
             <w:r>
               <w:rPr>
@@ -2094,7 +2094,7 @@
               <w:noProof/>
             </w:rPr>
           </w:pPr>
-          <w:hyperlink w:anchor="_Toc228100453" w:history="1">
+          <w:hyperlink w:anchor="_Toc228100827" w:history="1">
             <w:r>
               <w:rPr>
                 <w:rStyle w:val="Hyperlink"/>
@@ -2122,7 +2122,7 @@
                 <w:noProof/>
                 <w:webHidden/>
               </w:rPr>
-              <w:instrText xml:space="preserve"> PAGEREF _Toc228100453 \h </w:instrText>
+              <w:instrText xml:space="preserve"> PAGEREF _Toc228100827 \h </w:instrText>
             </w:r>
             <w:r>
               <w:rPr>
@@ -2164,7 +2164,7 @@
               <w:noProof/>
             </w:rPr>
           </w:pPr>
-          <w:hyperlink w:anchor="_Toc228100454" w:history="1">
+          <w:hyperlink w:anchor="_Toc228100828" w:history="1">
             <w:r>
               <w:rPr>
                 <w:rStyle w:val="Hyperlink"/>
@@ -2192,7 +2192,7 @@
                 <w:noProof/>
                 <w:webHidden/>
               </w:rPr>
-              <w:instrText xml:space="preserve"> PAGEREF _Toc228100454 \h </w:instrText>
+              <w:instrText xml:space="preserve"> PAGEREF _Toc228100828 \h </w:instrText>
             </w:r>
             <w:r>
               <w:rPr>
@@ -2234,7 +2234,7 @@
               <w:noProof/>
             </w:rPr>
           </w:pPr>
-          <w:hyperlink w:anchor="_Toc228100455" w:history="1">
+          <w:hyperlink w:anchor="_Toc228100829" w:history="1">
             <w:r>
               <w:rPr>
                 <w:rStyle w:val="Hyperlink"/>
@@ -2262,7 +2262,7 @@
                 <w:noProof/>
                 <w:webHidden/>
               </w:rPr>
-              <w:instrText xml:space="preserve"> PAGEREF _Toc228100455 \h </w:instrText>
+              <w:instrText xml:space="preserve"> PAGEREF _Toc228100829 \h </w:instrText>
             </w:r>
             <w:r>
               <w:rPr>
@@ -2283,6 +2283,76 @@
                 <w:webHidden/>
               </w:rPr>
               <w:t>18</w:t>
+            </w:r>
+            <w:r>
+              <w:rPr>
+                <w:noProof/>
+                <w:webHidden/>
+              </w:rPr>
+              <w:fldChar w:fldCharType="end"/>
+            </w:r>
+          </w:hyperlink>
+        </w:p>
+        <w:p>
+          <w:pPr>
+            <w:pStyle w:val="TOC1"/>
+            <w:tabs>
+              <w:tab w:val="right" w:leader="dot" w:pos="9350"/>
+            </w:tabs>
+            <w:rPr>
+              <w:rFonts w:eastAsiaTheme="minorEastAsia"/>
+              <w:noProof/>
+            </w:rPr>
+          </w:pPr>
+          <w:hyperlink w:anchor="_Toc228100830" w:history="1">
+            <w:r>
+              <w:rPr>
+                <w:rStyle w:val="Hyperlink"/>
+                <w:noProof/>
+                <w:color w:val="4B8090" w:themeColor="hyperlink" w:themeTint="F2"/>
+              </w:rPr>
+              <w:t>REFERENCES</w:t>
+            </w:r>
+            <w:r>
+              <w:rPr>
+                <w:noProof/>
+                <w:webHidden/>
+              </w:rPr>
+              <w:tab/>
+            </w:r>
+            <w:r>
+              <w:rPr>
+                <w:noProof/>
+                <w:webHidden/>
+              </w:rPr>
+              <w:fldChar w:fldCharType="begin"/>
+            </w:r>
+            <w:r>
+              <w:rPr>
+                <w:noProof/>
+                <w:webHidden/>
+              </w:rPr>
+              <w:instrText xml:space="preserve"> PAGEREF _Toc228100830 \h </w:instrText>
+            </w:r>
+            <w:r>
+              <w:rPr>
+                <w:noProof/>
+                <w:webHidden/>
+              </w:rPr>
+            </w:r>
+            <w:r>
+              <w:rPr>
+                <w:noProof/>
+                <w:webHidden/>
+              </w:rPr>
+              <w:fldChar w:fldCharType="separate"/>
+            </w:r>
+            <w:r>
+              <w:rPr>
+                <w:noProof/>
+                <w:webHidden/>
+              </w:rPr>
+              <w:t>20</w:t>
             </w:r>
             <w:r>
               <w:rPr>
@@ -2335,7 +2405,7 @@
           <w:color w:val="0D0D0D" w:themeColor="text1" w:themeTint="F2"/>
         </w:rPr>
       </w:pPr>
-      <w:bookmarkStart w:id="0" w:name="_Toc228100434"/>
+      <w:bookmarkStart w:id="0" w:name="_Toc228100808"/>
       <w:r>
         <w:rPr>
           <w:color w:val="0D0D0D" w:themeColor="text1" w:themeTint="F2"/>
@@ -2351,7 +2421,7 @@
           <w:color w:val="0D0D0D" w:themeColor="text1" w:themeTint="F2"/>
         </w:rPr>
       </w:pPr>
-      <w:bookmarkStart w:id="1" w:name="_Toc228100435"/>
+      <w:bookmarkStart w:id="1" w:name="_Toc228100809"/>
       <w:r>
         <w:rPr>
           <w:color w:val="0D0D0D" w:themeColor="text1" w:themeTint="F2"/>
@@ -2378,7 +2448,7 @@
           <w:color w:val="0D0D0D" w:themeColor="text1" w:themeTint="F2"/>
         </w:rPr>
       </w:pPr>
-      <w:bookmarkStart w:id="2" w:name="_Toc228100436"/>
+      <w:bookmarkStart w:id="2" w:name="_Toc228100810"/>
       <w:r>
         <w:rPr>
           <w:color w:val="0D0D0D" w:themeColor="text1" w:themeTint="F2"/>
@@ -2410,7 +2480,7 @@
           <w:color w:val="0D0D0D" w:themeColor="text1" w:themeTint="F2"/>
         </w:rPr>
       </w:pPr>
-      <w:bookmarkStart w:id="3" w:name="_Toc228100437"/>
+      <w:bookmarkStart w:id="3" w:name="_Toc228100811"/>
       <w:r>
         <w:rPr>
           <w:color w:val="0D0D0D" w:themeColor="text1" w:themeTint="F2"/>
@@ -2482,7 +2552,7 @@
           <w:color w:val="0D0D0D" w:themeColor="text1" w:themeTint="F2"/>
         </w:rPr>
       </w:pPr>
-      <w:bookmarkStart w:id="4" w:name="_Toc228100438"/>
+      <w:bookmarkStart w:id="4" w:name="_Toc228100812"/>
       <w:r>
         <w:rPr>
           <w:color w:val="0D0D0D" w:themeColor="text1" w:themeTint="F2"/>
@@ -2561,7 +2631,7 @@
           <w:color w:val="0D0D0D" w:themeColor="text1" w:themeTint="F2"/>
         </w:rPr>
       </w:pPr>
-      <w:bookmarkStart w:id="5" w:name="_Toc228100439"/>
+      <w:bookmarkStart w:id="5" w:name="_Toc228100813"/>
       <w:r>
         <w:rPr>
           <w:color w:val="0D0D0D" w:themeColor="text1" w:themeTint="F2"/>
@@ -2693,7 +2763,7 @@
           <w:color w:val="0D0D0D" w:themeColor="text1" w:themeTint="F2"/>
         </w:rPr>
       </w:pPr>
-      <w:bookmarkStart w:id="6" w:name="_Toc228100440"/>
+      <w:bookmarkStart w:id="6" w:name="_Toc228100814"/>
       <w:r>
         <w:rPr>
           <w:color w:val="0D0D0D" w:themeColor="text1" w:themeTint="F2"/>
@@ -2834,7 +2904,7 @@
           <w:color w:val="0D0D0D" w:themeColor="text1" w:themeTint="F2"/>
         </w:rPr>
       </w:pPr>
-      <w:bookmarkStart w:id="7" w:name="_Toc228100441"/>
+      <w:bookmarkStart w:id="7" w:name="_Toc228100815"/>
       <w:r>
         <w:rPr>
           <w:color w:val="0D0D0D" w:themeColor="text1" w:themeTint="F2"/>
@@ -2935,7 +3005,7 @@
           <w:color w:val="0D0D0D" w:themeColor="text1" w:themeTint="F2"/>
         </w:rPr>
       </w:pPr>
-      <w:bookmarkStart w:id="8" w:name="_Toc228100442"/>
+      <w:bookmarkStart w:id="8" w:name="_Toc228100816"/>
       <w:r>
         <w:rPr>
           <w:color w:val="0D0D0D" w:themeColor="text1" w:themeTint="F2"/>
@@ -3185,7 +3255,7 @@
           <w:color w:val="0D0D0D" w:themeColor="text1" w:themeTint="F2"/>
         </w:rPr>
       </w:pPr>
-      <w:bookmarkStart w:id="9" w:name="_Toc228100443"/>
+      <w:bookmarkStart w:id="9" w:name="_Toc228100817"/>
       <w:r>
         <w:rPr>
           <w:color w:val="0D0D0D" w:themeColor="text1" w:themeTint="F2"/>
@@ -3222,7 +3292,7 @@
           <w:color w:val="0D0D0D" w:themeColor="text1" w:themeTint="F2"/>
         </w:rPr>
       </w:pPr>
-      <w:bookmarkStart w:id="10" w:name="_Toc228100444"/>
+      <w:bookmarkStart w:id="10" w:name="_Toc228100818"/>
       <w:r>
         <w:rPr>
           <w:color w:val="0D0D0D" w:themeColor="text1" w:themeTint="F2"/>
@@ -3299,7 +3369,7 @@
           <w:color w:val="0D0D0D" w:themeColor="text1" w:themeTint="F2"/>
         </w:rPr>
       </w:pPr>
-      <w:bookmarkStart w:id="11" w:name="_Toc228100445"/>
+      <w:bookmarkStart w:id="11" w:name="_Toc228100819"/>
       <w:r>
         <w:rPr>
           <w:color w:val="0D0D0D" w:themeColor="text1" w:themeTint="F2"/>
@@ -3487,7 +3557,7 @@
           <w:color w:val="0D0D0D" w:themeColor="text1" w:themeTint="F2"/>
         </w:rPr>
       </w:pPr>
-      <w:bookmarkStart w:id="12" w:name="_Toc228100446"/>
+      <w:bookmarkStart w:id="12" w:name="_Toc228100820"/>
       <w:r>
         <w:rPr>
           <w:color w:val="0D0D0D" w:themeColor="text1" w:themeTint="F2"/>
@@ -3508,7 +3578,7 @@
           <w:color w:val="0D0D0D" w:themeColor="text1" w:themeTint="F2"/>
         </w:rPr>
       </w:pPr>
-      <w:bookmarkStart w:id="13" w:name="_Toc228100447"/>
+      <w:bookmarkStart w:id="13" w:name="_Toc228100821"/>
       <w:r>
         <w:rPr>
           <w:color w:val="0D0D0D" w:themeColor="text1" w:themeTint="F2"/>
@@ -3646,7 +3716,7 @@
           <w:color w:val="0D0D0D" w:themeColor="text1" w:themeTint="F2"/>
         </w:rPr>
       </w:pPr>
-      <w:bookmarkStart w:id="14" w:name="_Toc228100448"/>
+      <w:bookmarkStart w:id="14" w:name="_Toc228100822"/>
       <w:r>
         <w:rPr>
           <w:color w:val="0D0D0D" w:themeColor="text1" w:themeTint="F2"/>
@@ -3683,7 +3753,7 @@
           <w:color w:val="0D0D0D" w:themeColor="text1" w:themeTint="F2"/>
         </w:rPr>
       </w:pPr>
-      <w:bookmarkStart w:id="15" w:name="_Toc228100449"/>
+      <w:bookmarkStart w:id="15" w:name="_Toc228100823"/>
       <w:r>
         <w:rPr>
           <w:color w:val="0D0D0D" w:themeColor="text1" w:themeTint="F2"/>
@@ -3933,7 +4003,7 @@
           <w:color w:val="0D0D0D" w:themeColor="text1" w:themeTint="F2"/>
         </w:rPr>
       </w:pPr>
-      <w:bookmarkStart w:id="16" w:name="_Toc228100450"/>
+      <w:bookmarkStart w:id="16" w:name="_Toc228100824"/>
       <w:r>
         <w:rPr>
           <w:color w:val="0D0D0D" w:themeColor="text1" w:themeTint="F2"/>
@@ -4010,7 +4080,7 @@
           <w:color w:val="0D0D0D" w:themeColor="text1" w:themeTint="F2"/>
         </w:rPr>
       </w:pPr>
-      <w:bookmarkStart w:id="17" w:name="_Toc228100451"/>
+      <w:bookmarkStart w:id="17" w:name="_Toc228100825"/>
       <w:r>
         <w:rPr>
           <w:color w:val="0D0D0D" w:themeColor="text1" w:themeTint="F2"/>
@@ -4143,7 +4213,7 @@
           <w:color w:val="0D0D0D" w:themeColor="text1" w:themeTint="F2"/>
         </w:rPr>
       </w:pPr>
-      <w:bookmarkStart w:id="18" w:name="_Toc228100452"/>
+      <w:bookmarkStart w:id="18" w:name="_Toc228100826"/>
       <w:r>
         <w:rPr>
           <w:color w:val="0D0D0D" w:themeColor="text1" w:themeTint="F2"/>
@@ -4311,7 +4381,7 @@
           <w:color w:val="0D0D0D" w:themeColor="text1" w:themeTint="F2"/>
         </w:rPr>
       </w:pPr>
-      <w:bookmarkStart w:id="19" w:name="_Toc228100453"/>
+      <w:bookmarkStart w:id="19" w:name="_Toc228100827"/>
       <w:r>
         <w:rPr>
           <w:color w:val="0D0D0D" w:themeColor="text1" w:themeTint="F2"/>
@@ -4352,7 +4422,7 @@
           <w:color w:val="0D0D0D" w:themeColor="text1" w:themeTint="F2"/>
         </w:rPr>
       </w:pPr>
-      <w:bookmarkStart w:id="20" w:name="_Toc228100454"/>
+      <w:bookmarkStart w:id="20" w:name="_Toc228100828"/>
       <w:r>
         <w:rPr>
           <w:color w:val="0D0D0D" w:themeColor="text1" w:themeTint="F2"/>
@@ -4397,7 +4467,7 @@
           <w:color w:val="0D0D0D" w:themeColor="text1" w:themeTint="F2"/>
         </w:rPr>
       </w:pPr>
-      <w:bookmarkStart w:id="21" w:name="_Toc228100455"/>
+      <w:bookmarkStart w:id="21" w:name="_Toc228100829"/>
       <w:r>
         <w:rPr>
           <w:color w:val="0D0D0D" w:themeColor="text1" w:themeTint="F2"/>
@@ -4570,9 +4640,179 @@
         <w:t>provides a balanced and efficient solution that aligns with the identified requirements. This architecture ensures accurate data collection, high performance, scalability, and a seamless user experience, thereby supporting the successful design and implementation of the proposed system.</w:t>
       </w:r>
     </w:p>
+    <w:p>
+      <w:pPr>
+        <w:pStyle w:val="Heading1"/>
+        <w:rPr>
+          <w:color w:val="0D0D0D" w:themeColor="text1" w:themeTint="F2"/>
+        </w:rPr>
+      </w:pPr>
+      <w:bookmarkStart w:id="22" w:name="_Toc228100830"/>
+      <w:r>
+        <w:rPr>
+          <w:color w:val="0D0D0D" w:themeColor="text1" w:themeTint="F2"/>
+        </w:rPr>
+        <w:lastRenderedPageBreak/>
+        <w:t>REFERENCES</w:t>
+      </w:r>
+      <w:bookmarkEnd w:id="22"/>
+    </w:p>
+    <w:p>
+      <w:r>
+        <w:t>[1] GSM Association, The Mobile Economy: Sub-Saharan Africa 2025, GSMA Intelligence, 2025.</w:t>
+      </w:r>
+    </w:p>
+    <w:p>
+      <w:r>
+        <w:t>[2] ITU, Measuring Digital Development: Facts and Figures 2025, International Telecommunication Union, 2025.</w:t>
+      </w:r>
+    </w:p>
+    <w:p>
+      <w:r>
+        <w:t>[3] React Native Documentation, Meta Open Source, 2026. </w:t>
+      </w:r>
+      <w:hyperlink r:id="rId34" w:tgtFrame="_blank" w:history="1">
+        <w:r>
+          <w:rPr>
+            <w:rStyle w:val="Hyperlink"/>
+          </w:rPr>
+          <w:t>https://reactnative.dev</w:t>
+        </w:r>
+      </w:hyperlink>
+    </w:p>
+    <w:p>
+      <w:r>
+        <w:t>[4] Expo Documentation, Expo Inc., 2026. </w:t>
+      </w:r>
+      <w:hyperlink r:id="rId35" w:tgtFrame="_blank" w:history="1">
+        <w:r>
+          <w:rPr>
+            <w:rStyle w:val="Hyperlink"/>
+          </w:rPr>
+          <w:t>https://docs.expo.dev</w:t>
+        </w:r>
+      </w:hyperlink>
+    </w:p>
+    <w:p>
+      <w:r>
+        <w:t xml:space="preserve">[5] Node.js Documentation, </w:t>
+      </w:r>
+      <w:proofErr w:type="spellStart"/>
+      <w:r>
+        <w:t>OpenJS</w:t>
+      </w:r>
+      <w:proofErr w:type="spellEnd"/>
+      <w:r>
+        <w:t xml:space="preserve"> Foundation, 2026. </w:t>
+      </w:r>
+      <w:hyperlink r:id="rId36" w:tgtFrame="_blank" w:history="1">
+        <w:r>
+          <w:rPr>
+            <w:rStyle w:val="Hyperlink"/>
+          </w:rPr>
+          <w:t>https://nodejs.org</w:t>
+        </w:r>
+      </w:hyperlink>
+    </w:p>
+    <w:p>
+      <w:r>
+        <w:t>[6] MongoDB Documentation, MongoDB Inc., 2026. </w:t>
+      </w:r>
+      <w:hyperlink r:id="rId37" w:tgtFrame="_blank" w:history="1">
+        <w:r>
+          <w:rPr>
+            <w:rStyle w:val="Hyperlink"/>
+          </w:rPr>
+          <w:t>https://www.mongodb.com/docs</w:t>
+        </w:r>
+      </w:hyperlink>
+    </w:p>
+    <w:p>
+      <w:r>
+        <w:t>[7] </w:t>
+      </w:r>
+      <w:hyperlink r:id="rId38" w:tgtFrame="_blank" w:history="1">
+        <w:r>
+          <w:rPr>
+            <w:rStyle w:val="Hyperlink"/>
+          </w:rPr>
+          <w:t>Socket.IO</w:t>
+        </w:r>
+      </w:hyperlink>
+      <w:r>
+        <w:t> Documentation, </w:t>
+      </w:r>
+      <w:hyperlink r:id="rId39" w:tgtFrame="_blank" w:history="1">
+        <w:r>
+          <w:rPr>
+            <w:rStyle w:val="Hyperlink"/>
+          </w:rPr>
+          <w:t>Socket.IO</w:t>
+        </w:r>
+      </w:hyperlink>
+      <w:r>
+        <w:t> Contributors, 2026. </w:t>
+      </w:r>
+      <w:hyperlink r:id="rId40" w:tgtFrame="_blank" w:history="1">
+        <w:r>
+          <w:rPr>
+            <w:rStyle w:val="Hyperlink"/>
+          </w:rPr>
+          <w:t>https://socket.io/docs</w:t>
+        </w:r>
+      </w:hyperlink>
+    </w:p>
+    <w:p>
+      <w:r>
+        <w:t xml:space="preserve">[8] Android Developers, </w:t>
+      </w:r>
+      <w:proofErr w:type="spellStart"/>
+      <w:r>
+        <w:t>WorkManager</w:t>
+      </w:r>
+      <w:proofErr w:type="spellEnd"/>
+      <w:r>
+        <w:t xml:space="preserve"> Documentation, Google, 2026. </w:t>
+      </w:r>
+      <w:hyperlink r:id="rId41" w:tgtFrame="_blank" w:history="1">
+        <w:r>
+          <w:rPr>
+            <w:rStyle w:val="Hyperlink"/>
+          </w:rPr>
+          <w:t>https://developer.android.com/topic/libraries/architecture/workmanager</w:t>
+        </w:r>
+      </w:hyperlink>
+    </w:p>
+    <w:p>
+      <w:r>
+        <w:t xml:space="preserve">[9] Apple Developer, </w:t>
+      </w:r>
+      <w:proofErr w:type="spellStart"/>
+      <w:r>
+        <w:t>BackgroundTasks</w:t>
+      </w:r>
+      <w:proofErr w:type="spellEnd"/>
+      <w:r>
+        <w:t xml:space="preserve"> Documentation, Apple Inc., 2026. </w:t>
+      </w:r>
+      <w:hyperlink r:id="rId42" w:tgtFrame="_blank" w:history="1">
+        <w:r>
+          <w:rPr>
+            <w:rStyle w:val="Hyperlink"/>
+          </w:rPr>
+          <w:t>https://developer.apple.com/documentation/backgroundtasks</w:t>
+        </w:r>
+      </w:hyperlink>
+    </w:p>
+    <w:p>
+      <w:r>
+        <w:t>[10] Cameroon Telecommunications Regulatory Board, Annual Market Report 2025, ART Cameroon, 2025.</w:t>
+      </w:r>
+    </w:p>
+    <w:p/>
     <w:p/>
     <w:sectPr>
-      <w:footerReference w:type="default" r:id="rId34"/>
+      <w:footerReference w:type="default" r:id="rId43"/>
       <w:pgSz w:w="12240" w:h="15840"/>
       <w:pgMar w:top="1440" w:right="1440" w:bottom="1440" w:left="1440" w:header="720" w:footer="720" w:gutter="0"/>
       <w:cols w:space="720"/>
@@ -5896,6 +6136,18 @@
       <w:ind w:left="480"/>
     </w:pPr>
   </w:style>
+  <w:style w:type="character" w:styleId="UnresolvedMention">
+    <w:name w:val="Unresolved Mention"/>
+    <w:basedOn w:val="DefaultParagraphFont"/>
+    <w:uiPriority w:val="99"/>
+    <w:semiHidden/>
+    <w:unhideWhenUsed/>
+    <w:rsid w:val="00F26E3A"/>
+    <w:rPr>
+      <w:color w:val="605E5C"/>
+      <w:shd w:val="clear" w:color="auto" w:fill="E1DFDD"/>
+    </w:rPr>
+  </w:style>
 </w:styles>
 </file>
 
